--- a/descargas/bachillerato/word/PRESENTE_bachillerato_completo.docx
+++ b/descargas/bachillerato/word/PRESENTE_bachillerato_completo.docx
@@ -927,7 +927,7 @@
         </w:r>
         <w:r>
           <w:rPr/>
-          <w:t xml:space="preserve">25</w:t>
+          <w:t xml:space="preserve">26</w:t>
         </w:r>
         <w:r>
           <w:fldChar w:fldCharType="end"/>
@@ -6106,7 +6106,19 @@
       </w:pPr>
       <w:r>
         <w:rPr/>
-        <w:t xml:space="preserve">Primera lectura: Is 63, 16b-17.19b; 64, 2b-7. «¡Ojalá rasgases el cielo y bajases!».</w:t>
+        <w:t xml:space="preserve">Primera lectura: </w:t>
+      </w:r>
+      <w:hyperlink r:id="rIdL23" w:history="1">
+        <w:r>
+          <w:rPr>
+            <w:rStyle w:val="Hipervnculo"/>
+          </w:rPr>
+          <w:t xml:space="preserve">Is 63, 16b-17.19b; 64, 2b-7</w:t>
+        </w:r>
+      </w:hyperlink>
+      <w:r>
+        <w:rPr/>
+        <w:t xml:space="preserve">. «¡Ojalá rasgases el cielo y descendieses!».</w:t>
       </w:r>
     </w:p>
     <w:p>
@@ -6119,272 +6131,19 @@
       </w:pPr>
       <w:r>
         <w:rPr/>
-        <w:t xml:space="preserve">Evangelio: Mc 13, 33-37. «Lo que os digo a vosotros lo digo a todos: ¡Velad!».</w:t>
-      </w:r>
-    </w:p>
-    <w:p>
-      <w:pPr>
-        <w:pStyle w:val="Apartado"/>
-      </w:pPr>
-      <w:r>
-        <w:rPr>
-          <w:b/>
-          <w:bCs/>
-          <w:color w:val="22708C"/>
-        </w:rPr>
-        <w:t xml:space="preserve">Canto</w:t>
-      </w:r>
-    </w:p>
-    <w:p>
-      <w:pPr>
-        <w:pStyle w:val="Cuerpo"/>
-      </w:pPr>
-      <w:r>
-        <w:rPr/>
-        <w:t xml:space="preserve">Canto meditativo, repetitivo, para acompañar el silencio.</w:t>
-      </w:r>
-    </w:p>
-    <w:p>
-      <w:pPr>
-        <w:pStyle w:val="Apartado"/>
-      </w:pPr>
-      <w:r>
-        <w:rPr>
-          <w:b/>
-          <w:bCs/>
-          <w:color w:val="22708C"/>
-        </w:rPr>
-        <w:t xml:space="preserve">Reflexión (con 5 minutos de silencio al final)</w:t>
-      </w:r>
-    </w:p>
-    <w:p>
-      <w:pPr>
-        <w:pStyle w:val="Cuerpo"/>
-      </w:pPr>
-      <w:r>
-        <w:rPr/>
-        <w:t xml:space="preserve">El profeta grita «¡Ojalá bajases!». La Navidad es la respuesta: Dios baja, se hace presente en la historia, en un lugar y un momento concretos. No es una idea ni un recuerdo: es alguien que llega. Por eso Jesús insiste en velar, en estar despiertos. Don Bosco y Madre Mazzarello educaron desde la presencia: estar, conocer, acompañar. Hoy la pregunta es para cada uno: ¿dónde necesito estar más presente? ¿Con mi familia, mis amigos, mis estudios o mi trabajo, con Dios, con quienes lo pasan mal?</w:t>
-      </w:r>
-    </w:p>
-    <w:p>
-      <w:pPr>
-        <w:pStyle w:val="Apartado"/>
-      </w:pPr>
-      <w:r>
-        <w:rPr>
-          <w:b/>
-          <w:bCs/>
-          <w:color w:val="22708C"/>
-        </w:rPr>
-        <w:t xml:space="preserve">Gesto</w:t>
-      </w:r>
-    </w:p>
-    <w:p>
-      <w:pPr>
-        <w:pStyle w:val="Cuerpo"/>
-      </w:pPr>
-      <w:r>
-        <w:rPr/>
-        <w:t xml:space="preserve">Cada alumno recibe una tarjeta con la palabra AHORA. Por detrás escribe una cosa que va a dejar de posponer este Adviento. Se acerca a la caja de regalo, deja la tarjeta y dice su nombre y «¡Presente!». Se enciende la primera vela de la corona.</w:t>
-      </w:r>
-    </w:p>
-    <w:p>
-      <w:pPr>
-        <w:pStyle w:val="Apartado"/>
-      </w:pPr>
-      <w:r>
-        <w:rPr>
-          <w:b/>
-          <w:bCs/>
-          <w:color w:val="22708C"/>
-        </w:rPr>
-        <w:t xml:space="preserve">Oración</w:t>
-      </w:r>
-    </w:p>
-    <w:p>
-      <w:pPr>
-        <w:pStyle w:val="Cuerpo"/>
-      </w:pPr>
-      <w:r>
-        <w:rPr/>
-        <w:t xml:space="preserve">«Señor, tantas veces vivo en diferido: esperando a que llegue el momento perfecto, el curso siguiente, la vida de verdad. Hoy quiero decirte que estoy aquí, ahora, tal como soy. Rasga el cielo y baja. Que te reconozca en lo cotidiano y que sepa hacerme presente para los que me necesitan. Aquí y ahora te esperamos. Ven, Señor». Padrenuestro.</w:t>
-      </w:r>
-    </w:p>
-    <w:p>
-      <w:pPr>
-        <w:pStyle w:val="Apartado"/>
-      </w:pPr>
-      <w:r>
-        <w:rPr>
-          <w:b/>
-          <w:bCs/>
-          <w:color w:val="22708C"/>
-        </w:rPr>
-        <w:t xml:space="preserve">Señal de la cruz</w:t>
-      </w:r>
-    </w:p>
-    <w:p>
-      <w:pPr>
-        <w:pStyle w:val="Cuerpo"/>
-      </w:pPr>
-      <w:r>
-        <w:rPr/>
-        <w:t xml:space="preserve">En el nombre del Padre, del Hijo y del Espíritu Santo. Amén.</w:t>
-      </w:r>
-    </w:p>
-    <w:p>
-      <w:pPr>
-        <w:pStyle w:val="Apartado"/>
-      </w:pPr>
-      <w:r>
-        <w:rPr>
-          <w:b/>
-          <w:bCs/>
-          <w:color w:val="22708C"/>
-        </w:rPr>
-        <w:t xml:space="preserve">Materiales</w:t>
-      </w:r>
-    </w:p>
-    <w:p>
-      <w:pPr>
-        <w:pStyle w:val="Cuerpo"/>
-      </w:pPr>
-      <w:r>
-        <w:rPr/>
-        <w:t xml:space="preserve">Caja de regalo, corona de Adviento, tarjetas AHORA, bolígrafos, proyector o lista impresa de frases, equipo de sonido, velas pequeñas para ambientar.</w:t>
-      </w:r>
-    </w:p>
-    <w:p>
-      <w:pPr>
-        <w:pStyle w:val="Antetitulo"/>
-        <w:pageBreakBefore/>
-      </w:pPr>
-      <w:r>
-        <w:rPr>
-          <w:b/>
-          <w:bCs/>
-          <w:color w:val="22708C"/>
-          <w:spacing w:val="30"/>
-          <w:sz w:val="20"/>
-          <w:szCs w:val="20"/>
-        </w:rPr>
-        <w:t xml:space="preserve">EUCARISTÍA DE ADVIENTO</w:t>
-      </w:r>
-    </w:p>
-    <w:p>
-      <w:pPr>
-        <w:pStyle w:val="Ttulo1"/>
-        <w:pBdr>
-          <w:bottom w:val="single" w:sz="24" w:space="6" w:color="3490B0"/>
-        </w:pBdr>
-      </w:pPr>
-      <w:bookmarkStart w:id="21" w:name="_Toc000021"/>
-      <w:r>
-        <w:rPr>
-          <w:b/>
-          <w:bCs/>
-          <w:color w:val="1D2C33"/>
-        </w:rPr>
-        <w:t xml:space="preserve">«Estad siempre alegres»</w:t>
-      </w:r>
-      <w:bookmarkEnd w:id="21"/>
-    </w:p>
-    <w:p>
-      <w:pPr>
-        <w:pStyle w:val="Apartado"/>
-      </w:pPr>
-      <w:r>
-        <w:rPr>
-          <w:b/>
-          <w:bCs/>
-          <w:color w:val="22708C"/>
-        </w:rPr>
-        <w:t xml:space="preserve">Objetivos</w:t>
-      </w:r>
-    </w:p>
-    <w:p>
-      <w:pPr>
-        <w:pStyle w:val="Cuerpo"/>
-      </w:pPr>
-      <w:r>
-        <w:rPr/>
-        <w:t xml:space="preserve">Reconocer en la Eucaristía la forma más plena del «aquí y ahora» de Dios; descubrir la alegría cristiana como algo más hondo que el entusiasmo; vincular la fe con el compromiso social y las decisiones vitales de esta etapa.</w:t>
-      </w:r>
-    </w:p>
-    <w:p>
-      <w:pPr>
-        <w:pStyle w:val="Apartado"/>
-      </w:pPr>
-      <w:r>
-        <w:rPr>
-          <w:b/>
-          <w:bCs/>
-          <w:color w:val="22708C"/>
-        </w:rPr>
-        <w:t xml:space="preserve">Temporalización</w:t>
-      </w:r>
-    </w:p>
-    <w:p>
-      <w:pPr>
-        <w:pStyle w:val="Cuerpo"/>
-      </w:pPr>
-      <w:r>
-        <w:rPr/>
-        <w:t xml:space="preserve">50-55 minutos, en la 3ª semana (14-18 dic), en la capilla. En Adviento no se dice el Gloria.</w:t>
-      </w:r>
-    </w:p>
-    <w:p>
-      <w:pPr>
-        <w:pStyle w:val="Apartado"/>
-      </w:pPr>
-      <w:r>
-        <w:rPr>
-          <w:b/>
-          <w:bCs/>
-          <w:color w:val="22708C"/>
-        </w:rPr>
-        <w:t xml:space="preserve">Lecturas (III Domingo de Adviento, ciclo B)</w:t>
-      </w:r>
-    </w:p>
-    <w:p>
-      <w:pPr>
-        <w:pStyle w:val="Cuerpo"/>
-      </w:pPr>
-      <w:hyperlink r:id="rIdL23" w:history="1">
+        <w:t xml:space="preserve">Evangelio: </w:t>
+      </w:r>
+      <w:hyperlink r:id="rIdL24" w:history="1">
         <w:r>
           <w:rPr>
             <w:rStyle w:val="Hipervnculo"/>
           </w:rPr>
-          <w:t xml:space="preserve">Is 61, 1-2a.10-11</w:t>
+          <w:t xml:space="preserve">Mc 13, 33-37</w:t>
         </w:r>
       </w:hyperlink>
       <w:r>
         <w:rPr/>
-        <w:t xml:space="preserve"> · Salmo: Magníficat, respuesta «Me alegro con mi Dios» · </w:t>
-      </w:r>
-      <w:hyperlink r:id="rIdL24" w:history="1">
-        <w:r>
-          <w:rPr>
-            <w:rStyle w:val="Hipervnculo"/>
-          </w:rPr>
-          <w:t xml:space="preserve">1 Tes 5, 16-24</w:t>
-        </w:r>
-      </w:hyperlink>
-      <w:r>
-        <w:rPr/>
-        <w:t xml:space="preserve"> · Evangelio: </w:t>
-      </w:r>
-      <w:hyperlink r:id="rIdL25" w:history="1">
-        <w:r>
-          <w:rPr>
-            <w:rStyle w:val="Hipervnculo"/>
-          </w:rPr>
-          <w:t xml:space="preserve">Jn 1, 6-8.19-28</w:t>
-        </w:r>
-      </w:hyperlink>
-      <w:r>
-        <w:rPr/>
-        <w:t xml:space="preserve">.</w:t>
+        <w:t xml:space="preserve">. «Lo que os digo a vosotros lo digo a todos: ¡Velad!».</w:t>
       </w:r>
     </w:p>
     <w:p>
@@ -6424,7 +6183,7 @@
           <w:sz w:val="18"/>
           <w:szCs w:val="18"/>
         </w:rPr>
-        <w:t xml:space="preserve">Is 61, 1-2a.10-11</w:t>
+        <w:t xml:space="preserve">Is 63, 16b-17.19b; 64, 2b-7</w:t>
       </w:r>
     </w:p>
     <w:p>
@@ -6444,61 +6203,54 @@
           <w:color w:val="22708C"/>
           <w:vertAlign w:val="superscript"/>
         </w:rPr>
-        <w:t xml:space="preserve">1</w:t>
-      </w:r>
-      <w:r>
-        <w:rPr/>
-        <w:t xml:space="preserve">El Espíritu del Señor, Dios, está sobre mí,</w:t>
+        <w:t xml:space="preserve">16</w:t>
+      </w:r>
+      <w:r>
+        <w:rPr/>
+        <w:t xml:space="preserve">Tú, Señor, eres nuestro padre,</w:t>
       </w:r>
       <w:r>
         <w:br/>
       </w:r>
       <w:r>
         <w:rPr/>
-        <w:t xml:space="preserve">porque el Señor me ha ungido.</w:t>
+        <w:t xml:space="preserve">tu nombre desde siempre es «nuestro Libertador».</w:t>
       </w:r>
       <w:r>
         <w:br/>
       </w:r>
       <w:r>
-        <w:rPr/>
-        <w:t xml:space="preserve">Me ha enviado para dar la buena noticia a los pobres,</w:t>
+        <w:rPr>
+          <w:b/>
+          <w:color w:val="22708C"/>
+          <w:vertAlign w:val="superscript"/>
+        </w:rPr>
+        <w:t xml:space="preserve">17</w:t>
+      </w:r>
+      <w:r>
+        <w:rPr/>
+        <w:t xml:space="preserve">¿Por qué nos extravías, Señor, de tus caminos,</w:t>
       </w:r>
       <w:r>
         <w:br/>
       </w:r>
       <w:r>
         <w:rPr/>
-        <w:t xml:space="preserve">para curar los corazones desgarrados,</w:t>
+        <w:t xml:space="preserve">y endureces nuestro corazón para que no te tema?</w:t>
       </w:r>
       <w:r>
         <w:br/>
       </w:r>
       <w:r>
         <w:rPr/>
-        <w:t xml:space="preserve">proclamar la amnistía a los cautivos,</w:t>
+        <w:t xml:space="preserve">Vuélvete, por amor a tus siervos</w:t>
       </w:r>
       <w:r>
         <w:br/>
       </w:r>
       <w:r>
         <w:rPr/>
-        <w:t xml:space="preserve">y a los prisioneros la libertad;</w:t>
-      </w:r>
-      <w:r>
-        <w:br/>
-      </w:r>
-      <w:r>
-        <w:rPr>
-          <w:b/>
-          <w:color w:val="22708C"/>
-          <w:vertAlign w:val="superscript"/>
-        </w:rPr>
-        <w:t xml:space="preserve">2</w:t>
-      </w:r>
-      <w:r>
-        <w:rPr/>
-        <w:t xml:space="preserve">para proclamar un año de gracia del Señor,</w:t>
+        <w:t xml:space="preserve">y a las tribus de tu heredad.</w:t>
       </w:r>
     </w:p>
     <w:p>
@@ -6518,142 +6270,18 @@
           <w:color w:val="22708C"/>
           <w:vertAlign w:val="superscript"/>
         </w:rPr>
-        <w:t xml:space="preserve">10</w:t>
-      </w:r>
-      <w:r>
-        <w:rPr/>
-        <w:t xml:space="preserve">Desbordo de gozo en el Señor,</w:t>
+        <w:t xml:space="preserve">19</w:t>
+      </w:r>
+      <w:r>
+        <w:rPr/>
+        <w:t xml:space="preserve">¡Ojalá rasgases el cielo y descendieses!</w:t>
       </w:r>
       <w:r>
         <w:br/>
       </w:r>
       <w:r>
         <w:rPr/>
-        <w:t xml:space="preserve">y me alegro con mi Dios:</w:t>
-      </w:r>
-      <w:r>
-        <w:br/>
-      </w:r>
-      <w:r>
-        <w:rPr/>
-        <w:t xml:space="preserve">porque me ha puesto un traje de salvación,</w:t>
-      </w:r>
-      <w:r>
-        <w:br/>
-      </w:r>
-      <w:r>
-        <w:rPr/>
-        <w:t xml:space="preserve">y me ha envuelto con un manto de justicia,</w:t>
-      </w:r>
-      <w:r>
-        <w:br/>
-      </w:r>
-      <w:r>
-        <w:rPr/>
-        <w:t xml:space="preserve">como novio que se pone la corona,</w:t>
-      </w:r>
-      <w:r>
-        <w:br/>
-      </w:r>
-      <w:r>
-        <w:rPr/>
-        <w:t xml:space="preserve">o novia que se adorna con sus joyas.</w:t>
-      </w:r>
-      <w:r>
-        <w:br/>
-      </w:r>
-      <w:r>
-        <w:rPr>
-          <w:b/>
-          <w:color w:val="22708C"/>
-          <w:vertAlign w:val="superscript"/>
-        </w:rPr>
-        <w:t xml:space="preserve">11</w:t>
-      </w:r>
-      <w:r>
-        <w:rPr/>
-        <w:t xml:space="preserve">Como el suelo echa sus brotes,</w:t>
-      </w:r>
-      <w:r>
-        <w:br/>
-      </w:r>
-      <w:r>
-        <w:rPr/>
-        <w:t xml:space="preserve">como un jardín hace brotar sus semillas,</w:t>
-      </w:r>
-      <w:r>
-        <w:br/>
-      </w:r>
-      <w:r>
-        <w:rPr/>
-        <w:t xml:space="preserve">así el Señor hará brotar la justicia</w:t>
-      </w:r>
-      <w:r>
-        <w:br/>
-      </w:r>
-      <w:r>
-        <w:rPr/>
-        <w:t xml:space="preserve">y los himnos ante todos los pueblos.</w:t>
-      </w:r>
-    </w:p>
-    <w:p>
-      <w:pPr>
-        <w:pStyle w:val="Lectura"/>
-        <w:pBdr>
-          <w:left w:val="single" w:sz="24" w:space="10" w:color="3490B0"/>
-        </w:pBdr>
-        <w:shd w:val="clear" w:color="auto" w:fill="F7F5EF"/>
-        <w:spacing w:after="200"/>
-      </w:pPr>
-      <w:r>
-        <w:rPr>
-          <w:i/>
-          <w:iCs/>
-          <w:color w:val="5D6B71"/>
-          <w:sz w:val="15"/>
-          <w:szCs w:val="15"/>
-        </w:rPr>
-        <w:t xml:space="preserve">Sagrada Biblia, versión oficial de la Conferencia Episcopal Española</w:t>
-      </w:r>
-    </w:p>
-    <w:p>
-      <w:pPr>
-        <w:pStyle w:val="Lectura"/>
-        <w:keepNext/>
-        <w:pBdr>
-          <w:left w:val="single" w:sz="24" w:space="10" w:color="3490B0"/>
-        </w:pBdr>
-        <w:shd w:val="clear" w:color="auto" w:fill="F7F5EF"/>
-        <w:spacing w:before="120" w:after="60"/>
-      </w:pPr>
-      <w:r>
-        <w:rPr>
-          <w:b/>
-          <w:bCs/>
-          <w:color w:val="22708C"/>
-          <w:spacing w:val="10"/>
-          <w:sz w:val="16"/>
-          <w:szCs w:val="16"/>
-        </w:rPr>
-        <w:t xml:space="preserve">LECTURA  </w:t>
-      </w:r>
-      <w:r>
-        <w:rPr>
-          <w:color w:val="5D6B71"/>
-          <w:sz w:val="18"/>
-          <w:szCs w:val="18"/>
-        </w:rPr>
-        <w:t xml:space="preserve">Primera carta de san Pablo a los Tesalonicenses  </w:t>
-      </w:r>
-      <w:r>
-        <w:rPr>
-          <w:b/>
-          <w:bCs/>
-          <w:color w:val="22708C"/>
-          <w:sz w:val="18"/>
-          <w:szCs w:val="18"/>
-        </w:rPr>
-        <w:t xml:space="preserve">1 Tes 5, 16-24</w:t>
+        <w:t xml:space="preserve">En tu presencia se estremecerían las montañas.</w:t>
       </w:r>
     </w:p>
     <w:p>
@@ -6673,11 +6301,14 @@
           <w:color w:val="22708C"/>
           <w:vertAlign w:val="superscript"/>
         </w:rPr>
-        <w:t xml:space="preserve">16</w:t>
-      </w:r>
-      <w:r>
-        <w:rPr/>
-        <w:t xml:space="preserve">Estad siempre alegres. </w:t>
+        <w:t xml:space="preserve">2</w:t>
+      </w:r>
+      <w:r>
+        <w:rPr/>
+        <w:t xml:space="preserve">«Descendiste, y las montañas se estremecieron».</w:t>
+      </w:r>
+      <w:r>
+        <w:br/>
       </w:r>
       <w:r>
         <w:rPr>
@@ -6685,11 +6316,28 @@
           <w:color w:val="22708C"/>
           <w:vertAlign w:val="superscript"/>
         </w:rPr>
-        <w:t xml:space="preserve">17</w:t>
-      </w:r>
-      <w:r>
-        <w:rPr/>
-        <w:t xml:space="preserve">Sed constantes en orar. </w:t>
+        <w:t xml:space="preserve">3</w:t>
+      </w:r>
+      <w:r>
+        <w:rPr/>
+        <w:t xml:space="preserve">Jamás se oyó ni se escuchó,</w:t>
+      </w:r>
+      <w:r>
+        <w:br/>
+      </w:r>
+      <w:r>
+        <w:rPr/>
+        <w:t xml:space="preserve">ni ojo vio un Dios, fuera de ti,</w:t>
+      </w:r>
+      <w:r>
+        <w:br/>
+      </w:r>
+      <w:r>
+        <w:rPr/>
+        <w:t xml:space="preserve">que hiciera tanto por quien espera en él.</w:t>
+      </w:r>
+      <w:r>
+        <w:br/>
       </w:r>
       <w:r>
         <w:rPr>
@@ -6697,11 +6345,56 @@
           <w:color w:val="22708C"/>
           <w:vertAlign w:val="superscript"/>
         </w:rPr>
-        <w:t xml:space="preserve">18</w:t>
-      </w:r>
-      <w:r>
-        <w:rPr/>
-        <w:t xml:space="preserve">Dad gracias en toda ocasión: esta es la voluntad de Dios en Cristo Jesús respecto de vosotros. </w:t>
+        <w:t xml:space="preserve">4</w:t>
+      </w:r>
+      <w:r>
+        <w:rPr/>
+        <w:t xml:space="preserve">Sales al encuentro</w:t>
+      </w:r>
+      <w:r>
+        <w:br/>
+      </w:r>
+      <w:r>
+        <w:rPr/>
+        <w:t xml:space="preserve">de quien practica con alegría la justicia</w:t>
+      </w:r>
+      <w:r>
+        <w:br/>
+      </w:r>
+      <w:r>
+        <w:rPr/>
+        <w:t xml:space="preserve">y, andando en tus caminos, se acuerda de ti.</w:t>
+      </w:r>
+      <w:r>
+        <w:br/>
+      </w:r>
+      <w:r>
+        <w:rPr/>
+        <w:t xml:space="preserve">He aquí que tú estabas airado</w:t>
+      </w:r>
+      <w:r>
+        <w:br/>
+      </w:r>
+      <w:r>
+        <w:rPr/>
+        <w:t xml:space="preserve">y nosotros hemos pecado.</w:t>
+      </w:r>
+      <w:r>
+        <w:br/>
+      </w:r>
+      <w:r>
+        <w:rPr/>
+        <w:t xml:space="preserve">Pero en los caminos de antiguo</w:t>
+      </w:r>
+      <w:r>
+        <w:br/>
+      </w:r>
+      <w:r>
+        <w:rPr/>
+        <w:t xml:space="preserve">seremos salvados.</w:t>
+      </w:r>
+      <w:r>
+        <w:br/>
       </w:r>
       <w:r>
         <w:rPr>
@@ -6709,11 +6402,35 @@
           <w:color w:val="22708C"/>
           <w:vertAlign w:val="superscript"/>
         </w:rPr>
-        <w:t xml:space="preserve">19</w:t>
-      </w:r>
-      <w:r>
-        <w:rPr/>
-        <w:t xml:space="preserve">No apaguéis el espíritu, </w:t>
+        <w:t xml:space="preserve">5</w:t>
+      </w:r>
+      <w:r>
+        <w:rPr/>
+        <w:t xml:space="preserve">Todos éramos impuros,</w:t>
+      </w:r>
+      <w:r>
+        <w:br/>
+      </w:r>
+      <w:r>
+        <w:rPr/>
+        <w:t xml:space="preserve">nuestra justicia era un vestido manchado;</w:t>
+      </w:r>
+      <w:r>
+        <w:br/>
+      </w:r>
+      <w:r>
+        <w:rPr/>
+        <w:t xml:space="preserve">todos nos marchitábamos como hojas,</w:t>
+      </w:r>
+      <w:r>
+        <w:br/>
+      </w:r>
+      <w:r>
+        <w:rPr/>
+        <w:t xml:space="preserve">nuestras culpas nos arrebataban como el viento.</w:t>
+      </w:r>
+      <w:r>
+        <w:br/>
       </w:r>
       <w:r>
         <w:rPr>
@@ -6721,11 +6438,35 @@
           <w:color w:val="22708C"/>
           <w:vertAlign w:val="superscript"/>
         </w:rPr>
-        <w:t xml:space="preserve">20</w:t>
-      </w:r>
-      <w:r>
-        <w:rPr/>
-        <w:t xml:space="preserve">no despreciéis las profecías. </w:t>
+        <w:t xml:space="preserve">6</w:t>
+      </w:r>
+      <w:r>
+        <w:rPr/>
+        <w:t xml:space="preserve">Nadie invocaba tu nombre,</w:t>
+      </w:r>
+      <w:r>
+        <w:br/>
+      </w:r>
+      <w:r>
+        <w:rPr/>
+        <w:t xml:space="preserve">nadie salía del letargo para adherirse a ti;</w:t>
+      </w:r>
+      <w:r>
+        <w:br/>
+      </w:r>
+      <w:r>
+        <w:rPr/>
+        <w:t xml:space="preserve">pues nos ocultabas tu rostro</w:t>
+      </w:r>
+      <w:r>
+        <w:br/>
+      </w:r>
+      <w:r>
+        <w:rPr/>
+        <w:t xml:space="preserve">y nos entregabas al poder de nuestra culpa.</w:t>
+      </w:r>
+      <w:r>
+        <w:br/>
       </w:r>
       <w:r>
         <w:rPr>
@@ -6733,47 +6474,25 @@
           <w:color w:val="22708C"/>
           <w:vertAlign w:val="superscript"/>
         </w:rPr>
-        <w:t xml:space="preserve">21</w:t>
-      </w:r>
-      <w:r>
-        <w:rPr/>
-        <w:t xml:space="preserve">Examinadlo todo; quedaos con lo bueno. </w:t>
-      </w:r>
-      <w:r>
-        <w:rPr>
-          <w:b/>
-          <w:color w:val="22708C"/>
-          <w:vertAlign w:val="superscript"/>
-        </w:rPr>
-        <w:t xml:space="preserve">22</w:t>
-      </w:r>
-      <w:r>
-        <w:rPr/>
-        <w:t xml:space="preserve">Guardaos de toda clase de mal. </w:t>
-      </w:r>
-      <w:r>
-        <w:rPr>
-          <w:b/>
-          <w:color w:val="22708C"/>
-          <w:vertAlign w:val="superscript"/>
-        </w:rPr>
-        <w:t xml:space="preserve">23</w:t>
-      </w:r>
-      <w:r>
-        <w:rPr/>
-        <w:t xml:space="preserve">Que el mismo Dios de la paz os santifique totalmente, y que todo vuestro espíritu, alma y cuerpo, se mantenga sin reproche hasta la venida de nuestro Señor Jesucristo. </w:t>
-      </w:r>
-      <w:r>
-        <w:rPr>
-          <w:b/>
-          <w:color w:val="22708C"/>
-          <w:vertAlign w:val="superscript"/>
-        </w:rPr>
-        <w:t xml:space="preserve">24</w:t>
-      </w:r>
-      <w:r>
-        <w:rPr/>
-        <w:t xml:space="preserve">El que os llama es fiel, y él lo realizará.</w:t>
+        <w:t xml:space="preserve">7</w:t>
+      </w:r>
+      <w:r>
+        <w:rPr/>
+        <w:t xml:space="preserve">Y, sin embargo, Señor, tú eres nuestro padre,</w:t>
+      </w:r>
+      <w:r>
+        <w:br/>
+      </w:r>
+      <w:r>
+        <w:rPr/>
+        <w:t xml:space="preserve">nosotros la arcilla y tú nuestro alfarero:</w:t>
+      </w:r>
+      <w:r>
+        <w:br/>
+      </w:r>
+      <w:r>
+        <w:rPr/>
+        <w:t xml:space="preserve">todos somos obra de tu mano.</w:t>
       </w:r>
     </w:p>
     <w:p>
@@ -6823,7 +6542,7 @@
           <w:sz w:val="18"/>
           <w:szCs w:val="18"/>
         </w:rPr>
-        <w:t xml:space="preserve">Evangelio según san Juan  </w:t>
+        <w:t xml:space="preserve">Evangelio según san Marcos  </w:t>
       </w:r>
       <w:r>
         <w:rPr>
@@ -6833,7 +6552,7 @@
           <w:sz w:val="18"/>
           <w:szCs w:val="18"/>
         </w:rPr>
-        <w:t xml:space="preserve">Jn 1, 6-8.19-28</w:t>
+        <w:t xml:space="preserve">Mc 13, 33-37</w:t>
       </w:r>
     </w:p>
     <w:p>
@@ -6853,11 +6572,11 @@
           <w:color w:val="22708C"/>
           <w:vertAlign w:val="superscript"/>
         </w:rPr>
-        <w:t xml:space="preserve">6</w:t>
-      </w:r>
-      <w:r>
-        <w:rPr/>
-        <w:t xml:space="preserve">Surgió un hombre enviado por Dios, que se llamaba Juan: </w:t>
+        <w:t xml:space="preserve">33</w:t>
+      </w:r>
+      <w:r>
+        <w:rPr/>
+        <w:t xml:space="preserve">Estad atentos, vigilad: pues no sabéis cuándo es el momento. </w:t>
       </w:r>
       <w:r>
         <w:rPr>
@@ -6865,11 +6584,11 @@
           <w:color w:val="22708C"/>
           <w:vertAlign w:val="superscript"/>
         </w:rPr>
-        <w:t xml:space="preserve">7</w:t>
-      </w:r>
-      <w:r>
-        <w:rPr/>
-        <w:t xml:space="preserve">este venía como testigo, para dar testimonio de la luz, para que todos creyeran por medio de él. </w:t>
+        <w:t xml:space="preserve">34</w:t>
+      </w:r>
+      <w:r>
+        <w:rPr/>
+        <w:t xml:space="preserve">Es igual que un hombre que se fue de viaje, y dejó su casa y dio a cada uno de sus criados su tarea, encargando al portero que velara. </w:t>
       </w:r>
       <w:r>
         <w:rPr>
@@ -6877,11 +6596,360 @@
           <w:color w:val="22708C"/>
           <w:vertAlign w:val="superscript"/>
         </w:rPr>
-        <w:t xml:space="preserve">8</w:t>
-      </w:r>
-      <w:r>
-        <w:rPr/>
-        <w:t xml:space="preserve">No era él la luz, sino el que daba testimonio de la luz.</w:t>
+        <w:t xml:space="preserve">35</w:t>
+      </w:r>
+      <w:r>
+        <w:rPr/>
+        <w:t xml:space="preserve">Velad entonces, pues no sabéis cuándo vendrá el señor de la casa, si al atardecer, o a medianoche, o al canto del gallo, o al amanecer: </w:t>
+      </w:r>
+      <w:r>
+        <w:rPr>
+          <w:b/>
+          <w:color w:val="22708C"/>
+          <w:vertAlign w:val="superscript"/>
+        </w:rPr>
+        <w:t xml:space="preserve">36</w:t>
+      </w:r>
+      <w:r>
+        <w:rPr/>
+        <w:t xml:space="preserve">no sea que venga inesperadamente y os encuentre dormidos. </w:t>
+      </w:r>
+      <w:r>
+        <w:rPr>
+          <w:b/>
+          <w:color w:val="22708C"/>
+          <w:vertAlign w:val="superscript"/>
+        </w:rPr>
+        <w:t xml:space="preserve">37</w:t>
+      </w:r>
+      <w:r>
+        <w:rPr/>
+        <w:t xml:space="preserve">Lo que os digo a vosotros, lo digo a todos: ¡Velad!».</w:t>
+      </w:r>
+    </w:p>
+    <w:p>
+      <w:pPr>
+        <w:pStyle w:val="Lectura"/>
+        <w:pBdr>
+          <w:left w:val="single" w:sz="24" w:space="10" w:color="3490B0"/>
+        </w:pBdr>
+        <w:shd w:val="clear" w:color="auto" w:fill="F7F5EF"/>
+        <w:spacing w:after="200"/>
+      </w:pPr>
+      <w:r>
+        <w:rPr>
+          <w:i/>
+          <w:iCs/>
+          <w:color w:val="5D6B71"/>
+          <w:sz w:val="15"/>
+          <w:szCs w:val="15"/>
+        </w:rPr>
+        <w:t xml:space="preserve">Sagrada Biblia, versión oficial de la Conferencia Episcopal Española</w:t>
+      </w:r>
+    </w:p>
+    <w:p>
+      <w:pPr>
+        <w:pStyle w:val="Apartado"/>
+      </w:pPr>
+      <w:r>
+        <w:rPr>
+          <w:b/>
+          <w:bCs/>
+          <w:color w:val="22708C"/>
+        </w:rPr>
+        <w:t xml:space="preserve">Canto</w:t>
+      </w:r>
+    </w:p>
+    <w:p>
+      <w:pPr>
+        <w:pStyle w:val="Cuerpo"/>
+      </w:pPr>
+      <w:r>
+        <w:rPr/>
+        <w:t xml:space="preserve">Canto meditativo, repetitivo, para acompañar el silencio.</w:t>
+      </w:r>
+    </w:p>
+    <w:p>
+      <w:pPr>
+        <w:pStyle w:val="Apartado"/>
+      </w:pPr>
+      <w:r>
+        <w:rPr>
+          <w:b/>
+          <w:bCs/>
+          <w:color w:val="22708C"/>
+        </w:rPr>
+        <w:t xml:space="preserve">Reflexión (con 5 minutos de silencio al final)</w:t>
+      </w:r>
+    </w:p>
+    <w:p>
+      <w:pPr>
+        <w:pStyle w:val="Cuerpo"/>
+      </w:pPr>
+      <w:r>
+        <w:rPr/>
+        <w:t xml:space="preserve">El profeta grita «¡Ojalá bajases!». La Navidad es la respuesta: Dios baja, se hace presente en la historia, en un lugar y un momento concretos. No es una idea ni un recuerdo: es alguien que llega. Por eso Jesús insiste en velar, en estar despiertos. Don Bosco y Madre Mazzarello educaron desde la presencia: estar, conocer, acompañar. Hoy la pregunta es para cada uno: ¿dónde necesito estar más presente? ¿Con mi familia, mis amigos, mis estudios o mi trabajo, con Dios, con quienes lo pasan mal?</w:t>
+      </w:r>
+    </w:p>
+    <w:p>
+      <w:pPr>
+        <w:pStyle w:val="Apartado"/>
+      </w:pPr>
+      <w:r>
+        <w:rPr>
+          <w:b/>
+          <w:bCs/>
+          <w:color w:val="22708C"/>
+        </w:rPr>
+        <w:t xml:space="preserve">Gesto</w:t>
+      </w:r>
+    </w:p>
+    <w:p>
+      <w:pPr>
+        <w:pStyle w:val="Cuerpo"/>
+      </w:pPr>
+      <w:r>
+        <w:rPr/>
+        <w:t xml:space="preserve">Cada alumno recibe una tarjeta con la palabra AHORA. Por detrás escribe una cosa que va a dejar de posponer este Adviento. Se acerca a la caja de regalo, deja la tarjeta y dice su nombre y «¡Presente!». Se enciende la primera vela de la corona.</w:t>
+      </w:r>
+    </w:p>
+    <w:p>
+      <w:pPr>
+        <w:pStyle w:val="Apartado"/>
+      </w:pPr>
+      <w:r>
+        <w:rPr>
+          <w:b/>
+          <w:bCs/>
+          <w:color w:val="22708C"/>
+        </w:rPr>
+        <w:t xml:space="preserve">Oración</w:t>
+      </w:r>
+    </w:p>
+    <w:p>
+      <w:pPr>
+        <w:pStyle w:val="Cuerpo"/>
+      </w:pPr>
+      <w:r>
+        <w:rPr/>
+        <w:t xml:space="preserve">«Señor, tantas veces vivo en diferido: esperando a que llegue el momento perfecto, el curso siguiente, la vida de verdad. Hoy quiero decirte que estoy aquí, ahora, tal como soy. Rasga el cielo y baja. Que te reconozca en lo cotidiano y que sepa hacerme presente para los que me necesitan. Aquí y ahora te esperamos. Ven, Señor». Padrenuestro.</w:t>
+      </w:r>
+    </w:p>
+    <w:p>
+      <w:pPr>
+        <w:pStyle w:val="Apartado"/>
+      </w:pPr>
+      <w:r>
+        <w:rPr>
+          <w:b/>
+          <w:bCs/>
+          <w:color w:val="22708C"/>
+        </w:rPr>
+        <w:t xml:space="preserve">Señal de la cruz</w:t>
+      </w:r>
+    </w:p>
+    <w:p>
+      <w:pPr>
+        <w:pStyle w:val="Cuerpo"/>
+      </w:pPr>
+      <w:r>
+        <w:rPr/>
+        <w:t xml:space="preserve">En el nombre del Padre, del Hijo y del Espíritu Santo. Amén.</w:t>
+      </w:r>
+    </w:p>
+    <w:p>
+      <w:pPr>
+        <w:pStyle w:val="Apartado"/>
+      </w:pPr>
+      <w:r>
+        <w:rPr>
+          <w:b/>
+          <w:bCs/>
+          <w:color w:val="22708C"/>
+        </w:rPr>
+        <w:t xml:space="preserve">Materiales</w:t>
+      </w:r>
+    </w:p>
+    <w:p>
+      <w:pPr>
+        <w:pStyle w:val="Cuerpo"/>
+      </w:pPr>
+      <w:r>
+        <w:rPr/>
+        <w:t xml:space="preserve">Caja de regalo, corona de Adviento, tarjetas AHORA, bolígrafos, proyector o lista impresa de frases, equipo de sonido, velas pequeñas para ambientar.</w:t>
+      </w:r>
+    </w:p>
+    <w:p>
+      <w:pPr>
+        <w:pStyle w:val="Antetitulo"/>
+        <w:pageBreakBefore/>
+      </w:pPr>
+      <w:r>
+        <w:rPr>
+          <w:b/>
+          <w:bCs/>
+          <w:color w:val="22708C"/>
+          <w:spacing w:val="30"/>
+          <w:sz w:val="20"/>
+          <w:szCs w:val="20"/>
+        </w:rPr>
+        <w:t xml:space="preserve">EUCARISTÍA DE ADVIENTO</w:t>
+      </w:r>
+    </w:p>
+    <w:p>
+      <w:pPr>
+        <w:pStyle w:val="Ttulo1"/>
+        <w:pBdr>
+          <w:bottom w:val="single" w:sz="24" w:space="6" w:color="3490B0"/>
+        </w:pBdr>
+      </w:pPr>
+      <w:bookmarkStart w:id="21" w:name="_Toc000021"/>
+      <w:r>
+        <w:rPr>
+          <w:b/>
+          <w:bCs/>
+          <w:color w:val="1D2C33"/>
+        </w:rPr>
+        <w:t xml:space="preserve">«Estad siempre alegres»</w:t>
+      </w:r>
+      <w:bookmarkEnd w:id="21"/>
+    </w:p>
+    <w:p>
+      <w:pPr>
+        <w:pStyle w:val="Apartado"/>
+      </w:pPr>
+      <w:r>
+        <w:rPr>
+          <w:b/>
+          <w:bCs/>
+          <w:color w:val="22708C"/>
+        </w:rPr>
+        <w:t xml:space="preserve">Objetivos</w:t>
+      </w:r>
+    </w:p>
+    <w:p>
+      <w:pPr>
+        <w:pStyle w:val="Cuerpo"/>
+      </w:pPr>
+      <w:r>
+        <w:rPr/>
+        <w:t xml:space="preserve">Reconocer en la Eucaristía la forma más plena del «aquí y ahora» de Dios; descubrir la alegría cristiana como algo más hondo que el entusiasmo; vincular la fe con el compromiso social y las decisiones vitales de esta etapa.</w:t>
+      </w:r>
+    </w:p>
+    <w:p>
+      <w:pPr>
+        <w:pStyle w:val="Apartado"/>
+      </w:pPr>
+      <w:r>
+        <w:rPr>
+          <w:b/>
+          <w:bCs/>
+          <w:color w:val="22708C"/>
+        </w:rPr>
+        <w:t xml:space="preserve">Temporalización</w:t>
+      </w:r>
+    </w:p>
+    <w:p>
+      <w:pPr>
+        <w:pStyle w:val="Cuerpo"/>
+      </w:pPr>
+      <w:r>
+        <w:rPr/>
+        <w:t xml:space="preserve">50-55 minutos, en la 3ª semana (14-18 dic), en la capilla. En Adviento no se dice el Gloria.</w:t>
+      </w:r>
+    </w:p>
+    <w:p>
+      <w:pPr>
+        <w:pStyle w:val="Apartado"/>
+      </w:pPr>
+      <w:r>
+        <w:rPr>
+          <w:b/>
+          <w:bCs/>
+          <w:color w:val="22708C"/>
+        </w:rPr>
+        <w:t xml:space="preserve">Lecturas (III Domingo de Adviento, ciclo B)</w:t>
+      </w:r>
+    </w:p>
+    <w:p>
+      <w:pPr>
+        <w:pStyle w:val="Cuerpo"/>
+      </w:pPr>
+      <w:hyperlink r:id="rIdL25" w:history="1">
+        <w:r>
+          <w:rPr>
+            <w:rStyle w:val="Hipervnculo"/>
+          </w:rPr>
+          <w:t xml:space="preserve">Is 61, 1-2a.10-11</w:t>
+        </w:r>
+      </w:hyperlink>
+      <w:r>
+        <w:rPr/>
+        <w:t xml:space="preserve"> · Salmo: Magníficat, respuesta «Me alegro con mi Dios» · </w:t>
+      </w:r>
+      <w:hyperlink r:id="rIdL26" w:history="1">
+        <w:r>
+          <w:rPr>
+            <w:rStyle w:val="Hipervnculo"/>
+          </w:rPr>
+          <w:t xml:space="preserve">1 Tes 5, 16-24</w:t>
+        </w:r>
+      </w:hyperlink>
+      <w:r>
+        <w:rPr/>
+        <w:t xml:space="preserve"> · Evangelio: </w:t>
+      </w:r>
+      <w:hyperlink r:id="rIdL27" w:history="1">
+        <w:r>
+          <w:rPr>
+            <w:rStyle w:val="Hipervnculo"/>
+          </w:rPr>
+          <w:t xml:space="preserve">Jn 1, 6-8.19-28</w:t>
+        </w:r>
+      </w:hyperlink>
+      <w:r>
+        <w:rPr/>
+        <w:t xml:space="preserve">.</w:t>
+      </w:r>
+    </w:p>
+    <w:p>
+      <w:pPr>
+        <w:pStyle w:val="Lectura"/>
+        <w:keepNext/>
+        <w:pBdr>
+          <w:left w:val="single" w:sz="24" w:space="10" w:color="3490B0"/>
+        </w:pBdr>
+        <w:shd w:val="clear" w:color="auto" w:fill="F7F5EF"/>
+        <w:spacing w:before="120" w:after="60"/>
+      </w:pPr>
+      <w:r>
+        <w:rPr>
+          <w:b/>
+          <w:bCs/>
+          <w:color w:val="22708C"/>
+          <w:spacing w:val="10"/>
+          <w:sz w:val="16"/>
+          <w:szCs w:val="16"/>
+        </w:rPr>
+        <w:t xml:space="preserve">LECTURA  </w:t>
+      </w:r>
+      <w:r>
+        <w:rPr>
+          <w:color w:val="5D6B71"/>
+          <w:sz w:val="18"/>
+          <w:szCs w:val="18"/>
+        </w:rPr>
+        <w:t xml:space="preserve">Libro de Isaías  </w:t>
+      </w:r>
+      <w:r>
+        <w:rPr>
+          <w:b/>
+          <w:bCs/>
+          <w:color w:val="22708C"/>
+          <w:sz w:val="18"/>
+          <w:szCs w:val="18"/>
+        </w:rPr>
+        <w:t xml:space="preserve">Is 61, 1-2a.10-11</w:t>
       </w:r>
     </w:p>
     <w:p>
@@ -6901,11 +6969,49 @@
           <w:color w:val="22708C"/>
           <w:vertAlign w:val="superscript"/>
         </w:rPr>
-        <w:t xml:space="preserve">19</w:t>
-      </w:r>
-      <w:r>
-        <w:rPr/>
-        <w:t xml:space="preserve">Y este es el testimonio de Juan, cuando los judíos enviaron desde Jerusalén sacerdotes y levitas a que le preguntaran: «¿Tú quién eres?». </w:t>
+        <w:t xml:space="preserve">1</w:t>
+      </w:r>
+      <w:r>
+        <w:rPr/>
+        <w:t xml:space="preserve">El Espíritu del Señor, Dios, está sobre mí,</w:t>
+      </w:r>
+      <w:r>
+        <w:br/>
+      </w:r>
+      <w:r>
+        <w:rPr/>
+        <w:t xml:space="preserve">porque el Señor me ha ungido.</w:t>
+      </w:r>
+      <w:r>
+        <w:br/>
+      </w:r>
+      <w:r>
+        <w:rPr/>
+        <w:t xml:space="preserve">Me ha enviado para dar la buena noticia a los pobres,</w:t>
+      </w:r>
+      <w:r>
+        <w:br/>
+      </w:r>
+      <w:r>
+        <w:rPr/>
+        <w:t xml:space="preserve">para curar los corazones desgarrados,</w:t>
+      </w:r>
+      <w:r>
+        <w:br/>
+      </w:r>
+      <w:r>
+        <w:rPr/>
+        <w:t xml:space="preserve">proclamar la amnistía a los cautivos,</w:t>
+      </w:r>
+      <w:r>
+        <w:br/>
+      </w:r>
+      <w:r>
+        <w:rPr/>
+        <w:t xml:space="preserve">y a los prisioneros la libertad;</w:t>
+      </w:r>
+      <w:r>
+        <w:br/>
       </w:r>
       <w:r>
         <w:rPr>
@@ -6913,23 +7019,73 @@
           <w:color w:val="22708C"/>
           <w:vertAlign w:val="superscript"/>
         </w:rPr>
-        <w:t xml:space="preserve">20</w:t>
-      </w:r>
-      <w:r>
-        <w:rPr/>
-        <w:t xml:space="preserve">Él confesó y no negó; confesó: «Yo no soy el Mesías». </w:t>
-      </w:r>
+        <w:t xml:space="preserve">2</w:t>
+      </w:r>
+      <w:r>
+        <w:rPr/>
+        <w:t xml:space="preserve">para proclamar un año de gracia del Señor,</w:t>
+      </w:r>
+    </w:p>
+    <w:p>
+      <w:pPr>
+        <w:pStyle w:val="Lectura"/>
+        <w:keepNext/>
+        <w:keepLines/>
+        <w:pBdr>
+          <w:left w:val="single" w:sz="24" w:space="10" w:color="3490B0"/>
+        </w:pBdr>
+        <w:shd w:val="clear" w:color="auto" w:fill="F7F5EF"/>
+        <w:spacing w:after="80"/>
+      </w:pPr>
       <w:r>
         <w:rPr>
           <w:b/>
           <w:color w:val="22708C"/>
           <w:vertAlign w:val="superscript"/>
         </w:rPr>
-        <w:t xml:space="preserve">21</w:t>
-      </w:r>
-      <w:r>
-        <w:rPr/>
-        <w:t xml:space="preserve">Le preguntaron: «¿Entonces, qué? ¿Eres tú Elías?». Él dijo: «No lo soy». «¿Eres tú el Profeta?». Respondió: «No». </w:t>
+        <w:t xml:space="preserve">10</w:t>
+      </w:r>
+      <w:r>
+        <w:rPr/>
+        <w:t xml:space="preserve">Desbordo de gozo en el Señor,</w:t>
+      </w:r>
+      <w:r>
+        <w:br/>
+      </w:r>
+      <w:r>
+        <w:rPr/>
+        <w:t xml:space="preserve">y me alegro con mi Dios:</w:t>
+      </w:r>
+      <w:r>
+        <w:br/>
+      </w:r>
+      <w:r>
+        <w:rPr/>
+        <w:t xml:space="preserve">porque me ha puesto un traje de salvación,</w:t>
+      </w:r>
+      <w:r>
+        <w:br/>
+      </w:r>
+      <w:r>
+        <w:rPr/>
+        <w:t xml:space="preserve">y me ha envuelto con un manto de justicia,</w:t>
+      </w:r>
+      <w:r>
+        <w:br/>
+      </w:r>
+      <w:r>
+        <w:rPr/>
+        <w:t xml:space="preserve">como novio que se pone la corona,</w:t>
+      </w:r>
+      <w:r>
+        <w:br/>
+      </w:r>
+      <w:r>
+        <w:rPr/>
+        <w:t xml:space="preserve">o novia que se adorna con sus joyas.</w:t>
+      </w:r>
+      <w:r>
+        <w:br/>
       </w:r>
       <w:r>
         <w:rPr>
@@ -6937,83 +7093,32 @@
           <w:color w:val="22708C"/>
           <w:vertAlign w:val="superscript"/>
         </w:rPr>
-        <w:t xml:space="preserve">22</w:t>
-      </w:r>
-      <w:r>
-        <w:rPr/>
-        <w:t xml:space="preserve">Y le dijeron: «¿Quién eres, para que podamos dar una respuesta a los que nos han enviado? ¿Qué dices de ti mismo?». </w:t>
-      </w:r>
-      <w:r>
-        <w:rPr>
-          <w:b/>
-          <w:color w:val="22708C"/>
-          <w:vertAlign w:val="superscript"/>
-        </w:rPr>
-        <w:t xml:space="preserve">23</w:t>
-      </w:r>
-      <w:r>
-        <w:rPr/>
-        <w:t xml:space="preserve">Él contestó: «Yo soy la voz que grita en el desierto: “Allanad el camino del Señor”, como dijo el profeta Isaías». </w:t>
-      </w:r>
-      <w:r>
-        <w:rPr>
-          <w:b/>
-          <w:color w:val="22708C"/>
-          <w:vertAlign w:val="superscript"/>
-        </w:rPr>
-        <w:t xml:space="preserve">24</w:t>
-      </w:r>
-      <w:r>
-        <w:rPr/>
-        <w:t xml:space="preserve">Entre los enviados había fariseos </w:t>
-      </w:r>
-      <w:r>
-        <w:rPr>
-          <w:b/>
-          <w:color w:val="22708C"/>
-          <w:vertAlign w:val="superscript"/>
-        </w:rPr>
-        <w:t xml:space="preserve">25</w:t>
-      </w:r>
-      <w:r>
-        <w:rPr/>
-        <w:t xml:space="preserve">y le preguntaron: «Entonces, ¿por qué bautizas si tú no eres el Mesías, ni Elías, ni el Profeta?». </w:t>
-      </w:r>
-      <w:r>
-        <w:rPr>
-          <w:b/>
-          <w:color w:val="22708C"/>
-          <w:vertAlign w:val="superscript"/>
-        </w:rPr>
-        <w:t xml:space="preserve">26</w:t>
-      </w:r>
-      <w:r>
-        <w:rPr/>
-        <w:t xml:space="preserve">Juan les respondió: «Yo bautizo con agua; en medio de vosotros hay uno que no conocéis, </w:t>
-      </w:r>
-      <w:r>
-        <w:rPr>
-          <w:b/>
-          <w:color w:val="22708C"/>
-          <w:vertAlign w:val="superscript"/>
-        </w:rPr>
-        <w:t xml:space="preserve">27</w:t>
-      </w:r>
-      <w:r>
-        <w:rPr/>
-        <w:t xml:space="preserve">el que viene detrás de mí, y al que no soy digno de desatar la correa de la sandalia». </w:t>
-      </w:r>
-      <w:r>
-        <w:rPr>
-          <w:b/>
-          <w:color w:val="22708C"/>
-          <w:vertAlign w:val="superscript"/>
-        </w:rPr>
-        <w:t xml:space="preserve">28</w:t>
-      </w:r>
-      <w:r>
-        <w:rPr/>
-        <w:t xml:space="preserve">Esto pasaba en Betania, en la otra orilla del Jordán, donde Juan estaba bautizando.</w:t>
+        <w:t xml:space="preserve">11</w:t>
+      </w:r>
+      <w:r>
+        <w:rPr/>
+        <w:t xml:space="preserve">Como el suelo echa sus brotes,</w:t>
+      </w:r>
+      <w:r>
+        <w:br/>
+      </w:r>
+      <w:r>
+        <w:rPr/>
+        <w:t xml:space="preserve">como un jardín hace brotar sus semillas,</w:t>
+      </w:r>
+      <w:r>
+        <w:br/>
+      </w:r>
+      <w:r>
+        <w:rPr/>
+        <w:t xml:space="preserve">así el Señor hará brotar la justicia</w:t>
+      </w:r>
+      <w:r>
+        <w:br/>
+      </w:r>
+      <w:r>
+        <w:rPr/>
+        <w:t xml:space="preserve">y los himnos ante todos los pueblos.</w:t>
       </w:r>
     </w:p>
     <w:p>
@@ -7038,6 +7143,426 @@
     </w:p>
     <w:p>
       <w:pPr>
+        <w:pStyle w:val="Lectura"/>
+        <w:keepNext/>
+        <w:pBdr>
+          <w:left w:val="single" w:sz="24" w:space="10" w:color="3490B0"/>
+        </w:pBdr>
+        <w:shd w:val="clear" w:color="auto" w:fill="F7F5EF"/>
+        <w:spacing w:before="120" w:after="60"/>
+      </w:pPr>
+      <w:r>
+        <w:rPr>
+          <w:b/>
+          <w:bCs/>
+          <w:color w:val="22708C"/>
+          <w:spacing w:val="10"/>
+          <w:sz w:val="16"/>
+          <w:szCs w:val="16"/>
+        </w:rPr>
+        <w:t xml:space="preserve">LECTURA  </w:t>
+      </w:r>
+      <w:r>
+        <w:rPr>
+          <w:color w:val="5D6B71"/>
+          <w:sz w:val="18"/>
+          <w:szCs w:val="18"/>
+        </w:rPr>
+        <w:t xml:space="preserve">Primera carta de san Pablo a los Tesalonicenses  </w:t>
+      </w:r>
+      <w:r>
+        <w:rPr>
+          <w:b/>
+          <w:bCs/>
+          <w:color w:val="22708C"/>
+          <w:sz w:val="18"/>
+          <w:szCs w:val="18"/>
+        </w:rPr>
+        <w:t xml:space="preserve">1 Tes 5, 16-24</w:t>
+      </w:r>
+    </w:p>
+    <w:p>
+      <w:pPr>
+        <w:pStyle w:val="Lectura"/>
+        <w:keepNext/>
+        <w:keepLines/>
+        <w:pBdr>
+          <w:left w:val="single" w:sz="24" w:space="10" w:color="3490B0"/>
+        </w:pBdr>
+        <w:shd w:val="clear" w:color="auto" w:fill="F7F5EF"/>
+        <w:spacing w:after="80"/>
+      </w:pPr>
+      <w:r>
+        <w:rPr>
+          <w:b/>
+          <w:color w:val="22708C"/>
+          <w:vertAlign w:val="superscript"/>
+        </w:rPr>
+        <w:t xml:space="preserve">16</w:t>
+      </w:r>
+      <w:r>
+        <w:rPr/>
+        <w:t xml:space="preserve">Estad siempre alegres. </w:t>
+      </w:r>
+      <w:r>
+        <w:rPr>
+          <w:b/>
+          <w:color w:val="22708C"/>
+          <w:vertAlign w:val="superscript"/>
+        </w:rPr>
+        <w:t xml:space="preserve">17</w:t>
+      </w:r>
+      <w:r>
+        <w:rPr/>
+        <w:t xml:space="preserve">Sed constantes en orar. </w:t>
+      </w:r>
+      <w:r>
+        <w:rPr>
+          <w:b/>
+          <w:color w:val="22708C"/>
+          <w:vertAlign w:val="superscript"/>
+        </w:rPr>
+        <w:t xml:space="preserve">18</w:t>
+      </w:r>
+      <w:r>
+        <w:rPr/>
+        <w:t xml:space="preserve">Dad gracias en toda ocasión: esta es la voluntad de Dios en Cristo Jesús respecto de vosotros. </w:t>
+      </w:r>
+      <w:r>
+        <w:rPr>
+          <w:b/>
+          <w:color w:val="22708C"/>
+          <w:vertAlign w:val="superscript"/>
+        </w:rPr>
+        <w:t xml:space="preserve">19</w:t>
+      </w:r>
+      <w:r>
+        <w:rPr/>
+        <w:t xml:space="preserve">No apaguéis el espíritu, </w:t>
+      </w:r>
+      <w:r>
+        <w:rPr>
+          <w:b/>
+          <w:color w:val="22708C"/>
+          <w:vertAlign w:val="superscript"/>
+        </w:rPr>
+        <w:t xml:space="preserve">20</w:t>
+      </w:r>
+      <w:r>
+        <w:rPr/>
+        <w:t xml:space="preserve">no despreciéis las profecías. </w:t>
+      </w:r>
+      <w:r>
+        <w:rPr>
+          <w:b/>
+          <w:color w:val="22708C"/>
+          <w:vertAlign w:val="superscript"/>
+        </w:rPr>
+        <w:t xml:space="preserve">21</w:t>
+      </w:r>
+      <w:r>
+        <w:rPr/>
+        <w:t xml:space="preserve">Examinadlo todo; quedaos con lo bueno. </w:t>
+      </w:r>
+      <w:r>
+        <w:rPr>
+          <w:b/>
+          <w:color w:val="22708C"/>
+          <w:vertAlign w:val="superscript"/>
+        </w:rPr>
+        <w:t xml:space="preserve">22</w:t>
+      </w:r>
+      <w:r>
+        <w:rPr/>
+        <w:t xml:space="preserve">Guardaos de toda clase de mal. </w:t>
+      </w:r>
+      <w:r>
+        <w:rPr>
+          <w:b/>
+          <w:color w:val="22708C"/>
+          <w:vertAlign w:val="superscript"/>
+        </w:rPr>
+        <w:t xml:space="preserve">23</w:t>
+      </w:r>
+      <w:r>
+        <w:rPr/>
+        <w:t xml:space="preserve">Que el mismo Dios de la paz os santifique totalmente, y que todo vuestro espíritu, alma y cuerpo, se mantenga sin reproche hasta la venida de nuestro Señor Jesucristo. </w:t>
+      </w:r>
+      <w:r>
+        <w:rPr>
+          <w:b/>
+          <w:color w:val="22708C"/>
+          <w:vertAlign w:val="superscript"/>
+        </w:rPr>
+        <w:t xml:space="preserve">24</w:t>
+      </w:r>
+      <w:r>
+        <w:rPr/>
+        <w:t xml:space="preserve">El que os llama es fiel, y él lo realizará.</w:t>
+      </w:r>
+    </w:p>
+    <w:p>
+      <w:pPr>
+        <w:pStyle w:val="Lectura"/>
+        <w:pBdr>
+          <w:left w:val="single" w:sz="24" w:space="10" w:color="3490B0"/>
+        </w:pBdr>
+        <w:shd w:val="clear" w:color="auto" w:fill="F7F5EF"/>
+        <w:spacing w:after="200"/>
+      </w:pPr>
+      <w:r>
+        <w:rPr>
+          <w:i/>
+          <w:iCs/>
+          <w:color w:val="5D6B71"/>
+          <w:sz w:val="15"/>
+          <w:szCs w:val="15"/>
+        </w:rPr>
+        <w:t xml:space="preserve">Sagrada Biblia, versión oficial de la Conferencia Episcopal Española</w:t>
+      </w:r>
+    </w:p>
+    <w:p>
+      <w:pPr>
+        <w:pStyle w:val="Lectura"/>
+        <w:keepNext/>
+        <w:pBdr>
+          <w:left w:val="single" w:sz="24" w:space="10" w:color="3490B0"/>
+        </w:pBdr>
+        <w:shd w:val="clear" w:color="auto" w:fill="F7F5EF"/>
+        <w:spacing w:before="120" w:after="60"/>
+      </w:pPr>
+      <w:r>
+        <w:rPr>
+          <w:b/>
+          <w:bCs/>
+          <w:color w:val="22708C"/>
+          <w:spacing w:val="10"/>
+          <w:sz w:val="16"/>
+          <w:szCs w:val="16"/>
+        </w:rPr>
+        <w:t xml:space="preserve">LECTURA  </w:t>
+      </w:r>
+      <w:r>
+        <w:rPr>
+          <w:color w:val="5D6B71"/>
+          <w:sz w:val="18"/>
+          <w:szCs w:val="18"/>
+        </w:rPr>
+        <w:t xml:space="preserve">Evangelio según san Juan  </w:t>
+      </w:r>
+      <w:r>
+        <w:rPr>
+          <w:b/>
+          <w:bCs/>
+          <w:color w:val="22708C"/>
+          <w:sz w:val="18"/>
+          <w:szCs w:val="18"/>
+        </w:rPr>
+        <w:t xml:space="preserve">Jn 1, 6-8.19-28</w:t>
+      </w:r>
+    </w:p>
+    <w:p>
+      <w:pPr>
+        <w:pStyle w:val="Lectura"/>
+        <w:keepNext/>
+        <w:keepLines/>
+        <w:pBdr>
+          <w:left w:val="single" w:sz="24" w:space="10" w:color="3490B0"/>
+        </w:pBdr>
+        <w:shd w:val="clear" w:color="auto" w:fill="F7F5EF"/>
+        <w:spacing w:after="80"/>
+      </w:pPr>
+      <w:r>
+        <w:rPr>
+          <w:b/>
+          <w:color w:val="22708C"/>
+          <w:vertAlign w:val="superscript"/>
+        </w:rPr>
+        <w:t xml:space="preserve">6</w:t>
+      </w:r>
+      <w:r>
+        <w:rPr/>
+        <w:t xml:space="preserve">Surgió un hombre enviado por Dios, que se llamaba Juan: </w:t>
+      </w:r>
+      <w:r>
+        <w:rPr>
+          <w:b/>
+          <w:color w:val="22708C"/>
+          <w:vertAlign w:val="superscript"/>
+        </w:rPr>
+        <w:t xml:space="preserve">7</w:t>
+      </w:r>
+      <w:r>
+        <w:rPr/>
+        <w:t xml:space="preserve">este venía como testigo, para dar testimonio de la luz, para que todos creyeran por medio de él. </w:t>
+      </w:r>
+      <w:r>
+        <w:rPr>
+          <w:b/>
+          <w:color w:val="22708C"/>
+          <w:vertAlign w:val="superscript"/>
+        </w:rPr>
+        <w:t xml:space="preserve">8</w:t>
+      </w:r>
+      <w:r>
+        <w:rPr/>
+        <w:t xml:space="preserve">No era él la luz, sino el que daba testimonio de la luz.</w:t>
+      </w:r>
+    </w:p>
+    <w:p>
+      <w:pPr>
+        <w:pStyle w:val="Lectura"/>
+        <w:keepNext/>
+        <w:keepLines/>
+        <w:pBdr>
+          <w:left w:val="single" w:sz="24" w:space="10" w:color="3490B0"/>
+        </w:pBdr>
+        <w:shd w:val="clear" w:color="auto" w:fill="F7F5EF"/>
+        <w:spacing w:after="80"/>
+      </w:pPr>
+      <w:r>
+        <w:rPr>
+          <w:b/>
+          <w:color w:val="22708C"/>
+          <w:vertAlign w:val="superscript"/>
+        </w:rPr>
+        <w:t xml:space="preserve">19</w:t>
+      </w:r>
+      <w:r>
+        <w:rPr/>
+        <w:t xml:space="preserve">Y este es el testimonio de Juan, cuando los judíos enviaron desde Jerusalén sacerdotes y levitas a que le preguntaran: «¿Tú quién eres?». </w:t>
+      </w:r>
+      <w:r>
+        <w:rPr>
+          <w:b/>
+          <w:color w:val="22708C"/>
+          <w:vertAlign w:val="superscript"/>
+        </w:rPr>
+        <w:t xml:space="preserve">20</w:t>
+      </w:r>
+      <w:r>
+        <w:rPr/>
+        <w:t xml:space="preserve">Él confesó y no negó; confesó: «Yo no soy el Mesías». </w:t>
+      </w:r>
+      <w:r>
+        <w:rPr>
+          <w:b/>
+          <w:color w:val="22708C"/>
+          <w:vertAlign w:val="superscript"/>
+        </w:rPr>
+        <w:t xml:space="preserve">21</w:t>
+      </w:r>
+      <w:r>
+        <w:rPr/>
+        <w:t xml:space="preserve">Le preguntaron: «¿Entonces, qué? ¿Eres tú Elías?». Él dijo: «No lo soy». «¿Eres tú el Profeta?». Respondió: «No». </w:t>
+      </w:r>
+      <w:r>
+        <w:rPr>
+          <w:b/>
+          <w:color w:val="22708C"/>
+          <w:vertAlign w:val="superscript"/>
+        </w:rPr>
+        <w:t xml:space="preserve">22</w:t>
+      </w:r>
+      <w:r>
+        <w:rPr/>
+        <w:t xml:space="preserve">Y le dijeron: «¿Quién eres, para que podamos dar una respuesta a los que nos han enviado? ¿Qué dices de ti mismo?». </w:t>
+      </w:r>
+      <w:r>
+        <w:rPr>
+          <w:b/>
+          <w:color w:val="22708C"/>
+          <w:vertAlign w:val="superscript"/>
+        </w:rPr>
+        <w:t xml:space="preserve">23</w:t>
+      </w:r>
+      <w:r>
+        <w:rPr/>
+        <w:t xml:space="preserve">Él contestó: «Yo soy la voz que grita en el desierto: “Allanad el camino del Señor”, como dijo el profeta Isaías». </w:t>
+      </w:r>
+      <w:r>
+        <w:rPr>
+          <w:b/>
+          <w:color w:val="22708C"/>
+          <w:vertAlign w:val="superscript"/>
+        </w:rPr>
+        <w:t xml:space="preserve">24</w:t>
+      </w:r>
+      <w:r>
+        <w:rPr/>
+        <w:t xml:space="preserve">Entre los enviados había fariseos </w:t>
+      </w:r>
+      <w:r>
+        <w:rPr>
+          <w:b/>
+          <w:color w:val="22708C"/>
+          <w:vertAlign w:val="superscript"/>
+        </w:rPr>
+        <w:t xml:space="preserve">25</w:t>
+      </w:r>
+      <w:r>
+        <w:rPr/>
+        <w:t xml:space="preserve">y le preguntaron: «Entonces, ¿por qué bautizas si tú no eres el Mesías, ni Elías, ni el Profeta?». </w:t>
+      </w:r>
+      <w:r>
+        <w:rPr>
+          <w:b/>
+          <w:color w:val="22708C"/>
+          <w:vertAlign w:val="superscript"/>
+        </w:rPr>
+        <w:t xml:space="preserve">26</w:t>
+      </w:r>
+      <w:r>
+        <w:rPr/>
+        <w:t xml:space="preserve">Juan les respondió: «Yo bautizo con agua; en medio de vosotros hay uno que no conocéis, </w:t>
+      </w:r>
+      <w:r>
+        <w:rPr>
+          <w:b/>
+          <w:color w:val="22708C"/>
+          <w:vertAlign w:val="superscript"/>
+        </w:rPr>
+        <w:t xml:space="preserve">27</w:t>
+      </w:r>
+      <w:r>
+        <w:rPr/>
+        <w:t xml:space="preserve">el que viene detrás de mí, y al que no soy digno de desatar la correa de la sandalia». </w:t>
+      </w:r>
+      <w:r>
+        <w:rPr>
+          <w:b/>
+          <w:color w:val="22708C"/>
+          <w:vertAlign w:val="superscript"/>
+        </w:rPr>
+        <w:t xml:space="preserve">28</w:t>
+      </w:r>
+      <w:r>
+        <w:rPr/>
+        <w:t xml:space="preserve">Esto pasaba en Betania, en la otra orilla del Jordán, donde Juan estaba bautizando.</w:t>
+      </w:r>
+    </w:p>
+    <w:p>
+      <w:pPr>
+        <w:pStyle w:val="Lectura"/>
+        <w:pBdr>
+          <w:left w:val="single" w:sz="24" w:space="10" w:color="3490B0"/>
+        </w:pBdr>
+        <w:shd w:val="clear" w:color="auto" w:fill="F7F5EF"/>
+        <w:spacing w:after="200"/>
+      </w:pPr>
+      <w:r>
+        <w:rPr>
+          <w:i/>
+          <w:iCs/>
+          <w:color w:val="5D6B71"/>
+          <w:sz w:val="15"/>
+          <w:szCs w:val="15"/>
+        </w:rPr>
+        <w:t xml:space="preserve">Sagrada Biblia, versión oficial de la Conferencia Episcopal Española</w:t>
+      </w:r>
+    </w:p>
+    <w:p>
+      <w:pPr>
         <w:pStyle w:val="Apartado"/>
       </w:pPr>
       <w:r>
@@ -7075,7 +7600,7 @@
       <w:pPr>
         <w:pStyle w:val="Cuerpo"/>
       </w:pPr>
-      <w:hyperlink r:id="rIdL26" w:history="1">
+      <w:hyperlink r:id="rIdL28" w:history="1">
         <w:r>
           <w:rPr>
             <w:rStyle w:val="Hipervnculo"/>
@@ -7277,15 +7802,6 @@
     </w:p>
     <w:p>
       <w:pPr>
-        <w:pStyle w:val="Cuerpo"/>
-      </w:pPr>
-      <w:r>
-        <w:rPr/>
-        <w:t xml:space="preserve">En procesión, con una frase breve cada uno:</w:t>
-      </w:r>
-    </w:p>
-    <w:p>
-      <w:pPr>
         <w:pStyle w:val="Lista"/>
         <w:numPr>
           <w:ilvl w:val="0"/>
@@ -7333,7 +7849,7 @@
       </w:pPr>
       <w:r>
         <w:rPr/>
-        <w:t xml:space="preserve">El pan y el vino: «Te ofrecemos el pan y el vino, fruto de la tierra y del trabajo, que serán el Cuerpo y la Sangre de Cristo».</w:t>
+        <w:t xml:space="preserve">El pan y el vino: «Te ofrecemos el pan y el vino, fruto de la tierra y del trabajo, que se convertirán en tu Cuerpo y en tu Sangre».</w:t>
       </w:r>
     </w:p>
     <w:p>
@@ -7430,7 +7946,7 @@
       </w:pPr>
       <w:r>
         <w:rPr/>
-        <w:t xml:space="preserve">Se indica antes cómo acercarse. Comulgan quienes estén preparados; quien no lo esté puede acercarse a recibir una bendición o quedarse en su sitio en oración, con total libertad. Los profesores participan activamente. Los que no comulgan cantan. Después, tres minutos de silencio guiado: «Estás en su presencia. No tienes que producir nada. Solo estar. Dale gracias por algo concreto y ponle delante una decisión que tengas pendiente».</w:t>
+        <w:t xml:space="preserve">Se indica antes cómo acercarse. Comulgan quienes estén preparados; quien no lo esté se queda en su sitio en oración. Los profesores participan activamente. Los que no comulgan cantan. Después, tres minutos de silencio guiado: «Estás en su presencia. No tienes que producir nada. Solo estar. Dale gracias por algo concreto y ponle delante una decisión que tengas pendiente».</w:t>
       </w:r>
     </w:p>
     <w:p>
@@ -7454,7 +7970,7 @@
         <w:rPr/>
         <w:t xml:space="preserve">Música de fondo: </w:t>
       </w:r>
-      <w:hyperlink r:id="rIdL27" w:history="1">
+      <w:hyperlink r:id="rIdL29" w:history="1">
         <w:r>
           <w:rPr>
             <w:rStyle w:val="Hipervnculo"/>
@@ -7474,7 +7990,7 @@
         <w:rPr/>
         <w:t xml:space="preserve"> (vídeo con letra; </w:t>
       </w:r>
-      <w:hyperlink r:id="rIdL28" w:history="1">
+      <w:hyperlink r:id="rIdL30" w:history="1">
         <w:r>
           <w:rPr>
             <w:rStyle w:val="Hipervnculo"/>
@@ -7486,7 +8002,7 @@
         <w:rPr/>
         <w:t xml:space="preserve">). Oración final: «Señor, gracias por hacerte presente. Que no te busquemos en diferido, sino aquí y ahora: en quien tenemos al lado, en lo que estudiamos y trabajamos, en los que más te necesitan. Ven, Señor». Canto de salida: </w:t>
       </w:r>
-      <w:hyperlink r:id="rIdL29" w:history="1">
+      <w:hyperlink r:id="rIdL31" w:history="1">
         <w:r>
           <w:rPr>
             <w:rStyle w:val="Hipervnculo"/>

--- a/descargas/bachillerato/word/PRESENTE_bachillerato_completo.docx
+++ b/descargas/bachillerato/word/PRESENTE_bachillerato_completo.docx
@@ -1066,7 +1066,7 @@
       </w:r>
       <w:r>
         <w:rPr/>
-        <w:t xml:space="preserve">tres opciones; cada clase elige una (la monta un grupo voluntario):</w:t>
+        <w:t xml:space="preserve">cada clase usa uno de los dos modelos (la monta un grupo voluntario) (ver la pestaña «Símbolo»):</w:t>
       </w:r>
     </w:p>
     <w:p>
@@ -1083,7 +1083,7 @@
           <w:bCs/>
           <w:color w:val="22708C"/>
         </w:rPr>
-        <w:t xml:space="preserve">Caja cúbica (propuestas A y B): </w:t>
+        <w:t xml:space="preserve">Modelo A · caja cúbica: </w:t>
       </w:r>
       <w:r>
         <w:rPr/>
@@ -1104,11 +1104,11 @@
           <w:bCs/>
           <w:color w:val="22708C"/>
         </w:rPr>
-        <w:t xml:space="preserve">Caja abatible (propuesta C): </w:t>
-      </w:r>
-      <w:r>
-        <w:rPr/>
-        <w:t xml:space="preserve"> lámina 1: la cruz se deja abierta en plano junto a la corona y cada alumno pone en el centro un círculo con su nombre (lámina 3) diciendo «¡Presente!».</w:t>
+        <w:t xml:space="preserve">Modelo B · caja abatible: </w:t>
+      </w:r>
+      <w:r>
+        <w:rPr/>
+        <w:t xml:space="preserve"> plantillas 1 y 2: la cruz se deja abierta en plano junto a la corona, con la tapa al lado.</w:t>
       </w:r>
     </w:p>
     <w:p>
@@ -2571,7 +2571,7 @@
       </w:r>
       <w:r>
         <w:rPr/>
-        <w:t xml:space="preserve">tres opciones; cada clase elige una:</w:t>
+        <w:t xml:space="preserve">cada clase usa uno de los dos modelos (ver la pestaña «Símbolo»):</w:t>
       </w:r>
     </w:p>
     <w:p>
@@ -2588,7 +2588,7 @@
           <w:bCs/>
           <w:color w:val="6F7300"/>
         </w:rPr>
-        <w:t xml:space="preserve">Caja cúbica (propuestas A y B): </w:t>
+        <w:t xml:space="preserve">Modelo A · caja cúbica: </w:t>
       </w:r>
       <w:r>
         <w:rPr/>
@@ -2609,11 +2609,11 @@
           <w:bCs/>
           <w:color w:val="6F7300"/>
         </w:rPr>
-        <w:t xml:space="preserve">Caja abatible (propuesta C): </w:t>
-      </w:r>
-      <w:r>
-        <w:rPr/>
-        <w:t xml:space="preserve"> se levantan las cuatro paredes, con las palabras de las semanas hacia dentro, y se encaja la tapa (lámina 2). Los nombres quedan guardados dentro.</w:t>
+        <w:t xml:space="preserve">Modelo B · caja abatible: </w:t>
+      </w:r>
+      <w:r>
+        <w:rPr/>
+        <w:t xml:space="preserve"> se levantan las cuatro paredes, con las palabras de las semanas hacia dentro, y se encaja la tapa.</w:t>
       </w:r>
     </w:p>
     <w:p>
@@ -2708,7 +2708,7 @@
       </w:pPr>
       <w:r>
         <w:rPr/>
-        <w:t xml:space="preserve">«Hace poco fue el Black Friday y seguimos pedidos en el móvil: confirmado, en preparación, en reparto. El Adviento también es un seguimiento: Dios está en camino. ¿Y nosotros?». Se forra la caja con la plantilla 2 y se cierra con su tapa.</w:t>
+        <w:t xml:space="preserve">«Hace poco fue el Black Friday y seguimos pedidos en el móvil: confirmado, en preparación, en reparto. El Adviento también es un seguimiento: Dios está en camino. ¿Y nosotros?». Se cierra la caja: en el Modelo A se forra con la plantilla 2 y se pone la tapa; en el Modelo B se levantan las paredes y se encaja la tapa.</w:t>
       </w:r>
     </w:p>
     <w:p>
@@ -3582,7 +3582,7 @@
       </w:r>
       <w:r>
         <w:rPr/>
-        <w:t xml:space="preserve">tres opciones; cada clase elige una:</w:t>
+        <w:t xml:space="preserve">igual en los dos modelos (ver la pestaña «Símbolo»):</w:t>
       </w:r>
     </w:p>
     <w:p>
@@ -3599,11 +3599,11 @@
           <w:bCs/>
           <w:color w:val="C4531A"/>
         </w:rPr>
-        <w:t xml:space="preserve">Caja cúbica (propuestas A y B): </w:t>
-      </w:r>
-      <w:r>
-        <w:rPr/>
-        <w:t xml:space="preserve"> plantilla 3: tiras, lazo y nudo naranjas de papel.</w:t>
+        <w:t xml:space="preserve">En los dos modelos: </w:t>
+      </w:r>
+      <w:r>
+        <w:rPr/>
+        <w:t xml:space="preserve"> plantilla 3: se coloca de pie, en el centro de la tapa, el símbolo de la campaña como un señalizador. Por detrás dice «Para: ti · De: Dios».</w:t>
       </w:r>
     </w:p>
     <w:p>
@@ -3620,32 +3620,11 @@
           <w:bCs/>
           <w:color w:val="C4531A"/>
         </w:rPr>
-        <w:t xml:space="preserve">Caja abatible (propuesta C): </w:t>
-      </w:r>
-      <w:r>
-        <w:rPr/>
-        <w:t xml:space="preserve"> se ata en cruz una cinta de raso naranja de verdad (2,5 cm de ancho, un metro por clase) con una lazada.</w:t>
-      </w:r>
-    </w:p>
-    <w:p>
-      <w:pPr>
-        <w:pStyle w:val="Lista"/>
-        <w:numPr>
-          <w:ilvl w:val="0"/>
-          <w:numId w:val="1"/>
-        </w:numPr>
-      </w:pPr>
-      <w:r>
-        <w:rPr>
-          <w:b/>
-          <w:bCs/>
-          <w:color w:val="C4531A"/>
-        </w:rPr>
         <w:t xml:space="preserve">Urna de compromisos (alternativa para Bachillerato y CCFF): </w:t>
       </w:r>
       <w:r>
         <w:rPr/>
-        <w:t xml:space="preserve"> nueva tarjeta; la urna se ata con la cinta naranja.</w:t>
+        <w:t xml:space="preserve"> nueva tarjeta; sobre la urna se coloca el símbolo de la campaña.</w:t>
       </w:r>
     </w:p>
     <w:p>
@@ -3719,7 +3698,7 @@
       </w:pPr>
       <w:r>
         <w:rPr/>
-        <w:t xml:space="preserve">«Ayer encendimos la vela rosa: domingo Gaudete, el de la alegría». Se colocan las tiras, el lazo y el nudo cúbico de la plantilla 3. «Un lazo une. Esta semana va de eso: de ver y unir».</w:t>
+        <w:t xml:space="preserve">«Ayer encendimos la vela rosa: domingo Gaudete, el de la alegría». Se coloca sobre la tapa el símbolo de la campaña (plantilla 3), como un marcador de ubicación. «Para descubrir al Presente hay que buscarlo, y a veces necesitamos la ubicación, la ayuda de otros, de Dios. Esta semana va de eso: de ver y de señalar».</w:t>
       </w:r>
     </w:p>
     <w:p>
@@ -5122,7 +5101,7 @@
       </w:r>
       <w:r>
         <w:rPr/>
-        <w:t xml:space="preserve">tres opciones; cada clase elige una:</w:t>
+        <w:t xml:space="preserve">igual en los dos modelos (ver la pestaña «Símbolo»):</w:t>
       </w:r>
     </w:p>
     <w:p>
@@ -5139,11 +5118,11 @@
           <w:bCs/>
           <w:color w:val="9A7400"/>
         </w:rPr>
-        <w:t xml:space="preserve">Caja cúbica (propuestas A y B): </w:t>
-      </w:r>
-      <w:r>
-        <w:rPr/>
-        <w:t xml:space="preserve"> plantilla 4: la tarjeta «Para: ti · De: Dios» se cuelga del lazo.</w:t>
+        <w:t xml:space="preserve">En los dos modelos: </w:t>
+      </w:r>
+      <w:r>
+        <w:rPr/>
+        <w:t xml:space="preserve"> plantilla 4: cada alumno escribe en su tarjeta su nombre («¡Presente!») y, por detrás, su compromiso, y la deja dentro de la caja. Se vuelve a cerrar.</w:t>
       </w:r>
     </w:p>
     <w:p>
@@ -5160,27 +5139,6 @@
           <w:bCs/>
           <w:color w:val="9A7400"/>
         </w:rPr>
-        <w:t xml:space="preserve">Caja abatible (propuesta C): </w:t>
-      </w:r>
-      <w:r>
-        <w:rPr/>
-        <w:t xml:space="preserve"> la tarjeta de la lámina 2 se ata al lazo; por detrás, la clase escribe sus compromisos para Navidad.</w:t>
-      </w:r>
-    </w:p>
-    <w:p>
-      <w:pPr>
-        <w:pStyle w:val="Lista"/>
-        <w:numPr>
-          <w:ilvl w:val="0"/>
-          <w:numId w:val="1"/>
-        </w:numPr>
-      </w:pPr>
-      <w:r>
-        <w:rPr>
-          <w:b/>
-          <w:bCs/>
-          <w:color w:val="9A7400"/>
-        </w:rPr>
         <w:t xml:space="preserve">Urna de compromisos (alternativa para Bachillerato y CCFF): </w:t>
       </w:r>
       <w:r>
@@ -5259,7 +5217,7 @@
       </w:pPr>
       <w:r>
         <w:rPr/>
-        <w:t xml:space="preserve">«Ayer encendimos la cuarta vela». Se cuelga del lazo la tarjeta de la plantilla 4: «Para: ti. De: Dios». «El regalo tiene destinatario. Y pide respuesta».</w:t>
+        <w:t xml:space="preserve">«Ayer encendimos la cuarta vela». Se gira el símbolo de la caja y se lee lo que pone detrás: «Para: ti. De: Dios». «El regalo tiene destinatario. Y pide respuesta».</w:t>
       </w:r>
     </w:p>
     <w:p>
@@ -5543,7 +5501,7 @@
       </w:pPr>
       <w:r>
         <w:rPr/>
-        <w:t xml:space="preserve">Estamos en una etapa de decisiones: la PAU, las prácticas, qué estudiar, a qué dedicar la vida, con quién compartirla. María tampoco lo tenía todo claro («¿Cómo será eso?», Lc 1, 34), pero respondió: «He aquí la esclava del Señor». No esperó a tenerlo todo resuelto. Dijo sí aquí y ahora, y Dios hizo el resto. Si se usan, cada alumno recibe una tarjeta pequeña de la plantilla 4 y escribe en privado a qué quiere responder «¡Presente!».</w:t>
+        <w:t xml:space="preserve">Estamos en una etapa de decisiones: la PAU, las prácticas, qué estudiar, a qué dedicar la vida, con quién compartirla. María tampoco lo tenía todo claro («¿Cómo será eso?», Lc 1, 34), pero respondió: «He aquí la esclava del Señor». No esperó a tenerlo todo resuelto. Dijo sí aquí y ahora, y Dios hizo el resto. Cada alumno recibe su tarjeta de la plantilla 4: delante escribe su nombre y, por detrás, en privado, a qué quiere responder «¡Presente!». La dobla, la pega y la deja dentro de la caja.</w:t>
       </w:r>
     </w:p>
     <w:p>
